--- a/site/Eurorack/310c-Diode-Voltage-Controlled-Filter/Files/310c-Rev.1.docx
+++ b/site/Eurorack/310c-Diode-Voltage-Controlled-Filter/Files/310c-Rev.1.docx
@@ -217,6 +217,15 @@
           <w:lang w:val="en-US"/>
         </w:rPr>
       </w:pPr>
+    </w:p>
+    <w:p>
+      <w:pPr>
+        <w:spacing w:line="360" w:lineRule="auto"/>
+        <w:rPr>
+          <w:rFonts w:ascii="Times New Roman" w:hAnsi="Times New Roman" w:cs="Times New Roman"/>
+          <w:lang w:val="en-US"/>
+        </w:rPr>
+      </w:pPr>
       <w:r>
         <w:rPr>
           <w:rFonts w:ascii="Times New Roman" w:hAnsi="Times New Roman" w:cs="Times New Roman"/>
@@ -615,7 +624,6 @@
           <w:u w:val="single"/>
           <w:lang w:val="en-US"/>
         </w:rPr>
-        <w:lastRenderedPageBreak/>
         <w:drawing>
           <wp:anchor distT="0" distB="0" distL="114300" distR="114300" simplePos="0" relativeHeight="251658240" behindDoc="0" locked="0" layoutInCell="1" allowOverlap="1" wp14:anchorId="0A3E80F6" wp14:editId="59EEDE75">
             <wp:simplePos x="0" y="0"/>
@@ -865,14 +873,7 @@
           <w:rFonts w:ascii="Times New Roman" w:hAnsi="Times New Roman" w:cs="Times New Roman"/>
           <w:lang w:val="en-US"/>
         </w:rPr>
-        <w:t xml:space="preserve">inputs both accept </w:t>
-      </w:r>
-      <w:r>
-        <w:rPr>
-          <w:rFonts w:ascii="Times New Roman" w:hAnsi="Times New Roman" w:cs="Times New Roman"/>
-          <w:lang w:val="en-US"/>
-        </w:rPr>
-        <w:t xml:space="preserve">standard </w:t>
+        <w:t xml:space="preserve">inputs both accept standard </w:t>
       </w:r>
       <w:proofErr w:type="spellStart"/>
       <w:r>
@@ -1286,14 +1287,7 @@
           <w:rFonts w:ascii="Times New Roman" w:hAnsi="Times New Roman" w:cs="Times New Roman"/>
           <w:lang w:val="en-US"/>
         </w:rPr>
-        <w:t xml:space="preserve"> to monitor the output of the module. Next, remove the module from the rack and locate the resonance trimmer on the bottom PCB (see fig. 4.1). Using a small flathead screwdriver, </w:t>
-      </w:r>
-      <w:r>
-        <w:rPr>
-          <w:rFonts w:ascii="Times New Roman" w:hAnsi="Times New Roman" w:cs="Times New Roman"/>
-          <w:lang w:val="en-US"/>
-        </w:rPr>
-        <w:t xml:space="preserve">adjust the frequency </w:t>
+        <w:t xml:space="preserve"> to monitor the </w:t>
       </w:r>
       <w:r>
         <w:rPr>
@@ -1301,7 +1295,14 @@
           <w:lang w:val="en-US"/>
         </w:rPr>
         <w:lastRenderedPageBreak/>
-        <w:t xml:space="preserve">trimmer to your liking. The output of the resonance will be the resonance of the module with maximum resonance. </w:t>
+        <w:t xml:space="preserve">output of the module. Next, remove the module from the rack and locate the resonance trimmer on the bottom PCB (see fig. 4.1). Using a small flathead screwdriver, </w:t>
+      </w:r>
+      <w:r>
+        <w:rPr>
+          <w:rFonts w:ascii="Times New Roman" w:hAnsi="Times New Roman" w:cs="Times New Roman"/>
+          <w:lang w:val="en-US"/>
+        </w:rPr>
+        <w:t xml:space="preserve">adjust the frequency trimmer to your liking. The output of the resonance will be the resonance of the module with maximum resonance. </w:t>
       </w:r>
     </w:p>
     <w:p>
@@ -1509,7 +1510,21 @@
           <w:rFonts w:ascii="Times New Roman" w:hAnsi="Times New Roman" w:cs="Times New Roman"/>
           <w:lang w:val="en-US"/>
         </w:rPr>
-        <w:t xml:space="preserve">As this module is a very basic module without complicated functionality, creative uses for it are limited other than the standard VCF. </w:t>
+        <w:t xml:space="preserve">As this module is a very basic module without complicated functionality, creative uses for it are </w:t>
+      </w:r>
+      <w:r>
+        <w:rPr>
+          <w:rFonts w:ascii="Times New Roman" w:hAnsi="Times New Roman" w:cs="Times New Roman"/>
+          <w:lang w:val="en-US"/>
+        </w:rPr>
+        <w:t xml:space="preserve">rather </w:t>
+      </w:r>
+      <w:r>
+        <w:rPr>
+          <w:rFonts w:ascii="Times New Roman" w:hAnsi="Times New Roman" w:cs="Times New Roman"/>
+          <w:lang w:val="en-US"/>
+        </w:rPr>
+        <w:t xml:space="preserve">limited other than the standard VCF. </w:t>
       </w:r>
     </w:p>
     <w:p>
@@ -1545,7 +1560,510 @@
           <w:rFonts w:ascii="Times New Roman" w:hAnsi="Times New Roman" w:cs="Times New Roman"/>
           <w:lang w:val="en-US"/>
         </w:rPr>
-        <w:t xml:space="preserve">Filter pinging (percussions, kicks, </w:t>
+        <w:t xml:space="preserve">When </w:t>
+      </w:r>
+      <w:r>
+        <w:rPr>
+          <w:rFonts w:ascii="Times New Roman" w:hAnsi="Times New Roman" w:cs="Times New Roman"/>
+          <w:lang w:val="en-US"/>
+        </w:rPr>
+        <w:t>triggers are patched into</w:t>
+      </w:r>
+      <w:r>
+        <w:rPr>
+          <w:rFonts w:ascii="Times New Roman" w:hAnsi="Times New Roman" w:cs="Times New Roman"/>
+          <w:lang w:val="en-US"/>
+        </w:rPr>
+        <w:t xml:space="preserve"> the filter while</w:t>
+      </w:r>
+      <w:r>
+        <w:rPr>
+          <w:rFonts w:ascii="Times New Roman" w:hAnsi="Times New Roman" w:cs="Times New Roman" w:hint="eastAsia"/>
+          <w:lang w:val="en-US"/>
+        </w:rPr>
+        <w:t xml:space="preserve"> </w:t>
+      </w:r>
+      <w:r>
+        <w:rPr>
+          <w:rFonts w:ascii="Times New Roman" w:hAnsi="Times New Roman" w:cs="Times New Roman"/>
+          <w:lang w:val="en-US"/>
+        </w:rPr>
+        <w:t xml:space="preserve">the </w:t>
+      </w:r>
+      <w:r>
+        <w:rPr>
+          <w:rFonts w:ascii="Times New Roman" w:hAnsi="Times New Roman" w:cs="Times New Roman"/>
+          <w:b/>
+          <w:bCs/>
+          <w:lang w:val="en-US"/>
+        </w:rPr>
+        <w:t xml:space="preserve">RESONANCE </w:t>
+      </w:r>
+      <w:r>
+        <w:rPr>
+          <w:rFonts w:ascii="Times New Roman" w:hAnsi="Times New Roman" w:cs="Times New Roman" w:hint="eastAsia"/>
+          <w:lang w:val="en-US"/>
+        </w:rPr>
+        <w:t>is</w:t>
+      </w:r>
+      <w:r>
+        <w:rPr>
+          <w:rFonts w:ascii="Times New Roman" w:hAnsi="Times New Roman" w:cs="Times New Roman"/>
+          <w:lang w:val="en-US"/>
+        </w:rPr>
+        <w:t xml:space="preserve"> right before self-oscillation,</w:t>
+      </w:r>
+      <w:r>
+        <w:rPr>
+          <w:rFonts w:ascii="Times New Roman" w:hAnsi="Times New Roman" w:cs="Times New Roman"/>
+          <w:lang w:val="en-US"/>
+        </w:rPr>
+        <w:t xml:space="preserve"> </w:t>
+      </w:r>
+      <w:r>
+        <w:rPr>
+          <w:rFonts w:ascii="Times New Roman" w:hAnsi="Times New Roman" w:cs="Times New Roman"/>
+          <w:lang w:val="en-US"/>
+        </w:rPr>
+        <w:t xml:space="preserve">the filter can be pinged, outputting a </w:t>
+      </w:r>
+      <w:r>
+        <w:rPr>
+          <w:rFonts w:ascii="Times New Roman" w:hAnsi="Times New Roman" w:cs="Times New Roman"/>
+          <w:lang w:val="en-US"/>
+        </w:rPr>
+        <w:t xml:space="preserve">short decaying sine pulse. The frequency of the ping is dependent on the cutoff </w:t>
+      </w:r>
+      <w:r>
+        <w:rPr>
+          <w:rFonts w:ascii="Times New Roman" w:hAnsi="Times New Roman" w:cs="Times New Roman"/>
+          <w:b/>
+          <w:bCs/>
+          <w:lang w:val="en-US"/>
+        </w:rPr>
+        <w:t>FREQUENCY</w:t>
+      </w:r>
+      <w:r>
+        <w:rPr>
+          <w:rFonts w:ascii="Times New Roman" w:hAnsi="Times New Roman" w:cs="Times New Roman"/>
+          <w:lang w:val="en-US"/>
+        </w:rPr>
+        <w:t xml:space="preserve">, and the decay time can be slightly </w:t>
+      </w:r>
+      <w:r>
+        <w:rPr>
+          <w:rFonts w:ascii="Times New Roman" w:hAnsi="Times New Roman" w:cs="Times New Roman"/>
+          <w:lang w:val="en-US"/>
+        </w:rPr>
+        <w:t>adjusted</w:t>
+      </w:r>
+      <w:r>
+        <w:rPr>
+          <w:rFonts w:ascii="Times New Roman" w:hAnsi="Times New Roman" w:cs="Times New Roman"/>
+          <w:lang w:val="en-US"/>
+        </w:rPr>
+        <w:t xml:space="preserve"> using the </w:t>
+      </w:r>
+      <w:r>
+        <w:rPr>
+          <w:rFonts w:ascii="Times New Roman" w:hAnsi="Times New Roman" w:cs="Times New Roman"/>
+          <w:b/>
+          <w:bCs/>
+          <w:lang w:val="en-US"/>
+        </w:rPr>
+        <w:t>RESONANCE</w:t>
+      </w:r>
+      <w:r>
+        <w:rPr>
+          <w:rFonts w:ascii="Times New Roman" w:hAnsi="Times New Roman" w:cs="Times New Roman"/>
+          <w:lang w:val="en-US"/>
+        </w:rPr>
+        <w:t xml:space="preserve"> control. </w:t>
+      </w:r>
+    </w:p>
+    <w:p>
+      <w:pPr>
+        <w:spacing w:line="360" w:lineRule="auto"/>
+        <w:rPr>
+          <w:rFonts w:ascii="Times New Roman" w:hAnsi="Times New Roman" w:cs="Times New Roman"/>
+          <w:lang w:val="en-US"/>
+        </w:rPr>
+      </w:pPr>
+      <w:r>
+        <w:rPr>
+          <w:rFonts w:ascii="Times New Roman" w:hAnsi="Times New Roman" w:cs="Times New Roman"/>
+          <w:b/>
+          <w:bCs/>
+          <w:lang w:val="en-US"/>
+        </w:rPr>
+        <w:t>CV</w:t>
+      </w:r>
+      <w:r>
+        <w:rPr>
+          <w:rFonts w:ascii="Times New Roman" w:hAnsi="Times New Roman" w:cs="Times New Roman"/>
+          <w:lang w:val="en-US"/>
+        </w:rPr>
+        <w:t xml:space="preserve"> can be used to obtain more interesting results, try patching a simple decaying envelope to it to obtain a </w:t>
+      </w:r>
+      <w:r>
+        <w:rPr>
+          <w:rFonts w:ascii="Times New Roman" w:hAnsi="Times New Roman" w:cs="Times New Roman"/>
+          <w:lang w:val="en-US"/>
+        </w:rPr>
+        <w:t xml:space="preserve">pitch sweep, allowing the synthesis of kick drums or other percussive sounds. When an audio rate signal </w:t>
+      </w:r>
+      <w:r>
+        <w:rPr>
+          <w:rFonts w:ascii="Times New Roman" w:hAnsi="Times New Roman" w:cs="Times New Roman"/>
+          <w:lang w:val="en-US"/>
+        </w:rPr>
+        <w:t>is</w:t>
+      </w:r>
+      <w:r>
+        <w:rPr>
+          <w:rFonts w:ascii="Times New Roman" w:hAnsi="Times New Roman" w:cs="Times New Roman"/>
+          <w:lang w:val="en-US"/>
+        </w:rPr>
+        <w:t xml:space="preserve"> patched into </w:t>
+      </w:r>
+      <w:r>
+        <w:rPr>
+          <w:rFonts w:ascii="Times New Roman" w:hAnsi="Times New Roman" w:cs="Times New Roman"/>
+          <w:b/>
+          <w:bCs/>
+          <w:lang w:val="en-US"/>
+        </w:rPr>
+        <w:t>CV</w:t>
+      </w:r>
+      <w:r>
+        <w:rPr>
+          <w:rFonts w:ascii="Times New Roman" w:hAnsi="Times New Roman" w:cs="Times New Roman"/>
+          <w:lang w:val="en-US"/>
+        </w:rPr>
+        <w:t xml:space="preserve">, more complex sounds can be obtained, reminiscent of </w:t>
+      </w:r>
+      <w:r>
+        <w:rPr>
+          <w:rFonts w:ascii="Times New Roman" w:hAnsi="Times New Roman" w:cs="Times New Roman"/>
+          <w:i/>
+          <w:iCs/>
+          <w:lang w:val="en-US"/>
+        </w:rPr>
+        <w:t>Buchla Bongos</w:t>
+      </w:r>
+      <w:r>
+        <w:rPr>
+          <w:rFonts w:ascii="Times New Roman" w:hAnsi="Times New Roman" w:cs="Times New Roman"/>
+          <w:i/>
+          <w:iCs/>
+          <w:lang w:val="en-US"/>
+        </w:rPr>
+        <w:t xml:space="preserve"> </w:t>
+      </w:r>
+      <w:r>
+        <w:rPr>
+          <w:rFonts w:ascii="Times New Roman" w:hAnsi="Times New Roman" w:cs="Times New Roman"/>
+          <w:lang w:val="en-US"/>
+        </w:rPr>
+        <w:t xml:space="preserve">and the likes. </w:t>
+      </w:r>
+    </w:p>
+    <w:p>
+      <w:pPr>
+        <w:spacing w:line="360" w:lineRule="auto"/>
+        <w:rPr>
+          <w:rFonts w:ascii="Times New Roman" w:hAnsi="Times New Roman" w:cs="Times New Roman"/>
+          <w:lang w:val="en-US"/>
+        </w:rPr>
+      </w:pPr>
+      <w:r>
+        <w:rPr>
+          <w:rFonts w:ascii="Times New Roman" w:hAnsi="Times New Roman" w:cs="Times New Roman"/>
+          <w:lang w:val="en-US"/>
+        </w:rPr>
+        <w:lastRenderedPageBreak/>
+        <w:t xml:space="preserve">Experiment with the combinations of </w:t>
+      </w:r>
+      <w:r>
+        <w:rPr>
+          <w:rFonts w:ascii="Times New Roman" w:hAnsi="Times New Roman" w:cs="Times New Roman"/>
+          <w:b/>
+          <w:bCs/>
+          <w:lang w:val="en-US"/>
+        </w:rPr>
+        <w:t>IN</w:t>
+      </w:r>
+      <w:r>
+        <w:rPr>
+          <w:rFonts w:ascii="Times New Roman" w:hAnsi="Times New Roman" w:cs="Times New Roman"/>
+          <w:lang w:val="en-US"/>
+        </w:rPr>
+        <w:t xml:space="preserve"> and </w:t>
+      </w:r>
+      <w:r>
+        <w:rPr>
+          <w:rFonts w:ascii="Times New Roman" w:hAnsi="Times New Roman" w:cs="Times New Roman"/>
+          <w:b/>
+          <w:bCs/>
+          <w:lang w:val="en-US"/>
+        </w:rPr>
+        <w:t>CV</w:t>
+      </w:r>
+      <w:r>
+        <w:rPr>
+          <w:rFonts w:ascii="Times New Roman" w:hAnsi="Times New Roman" w:cs="Times New Roman"/>
+          <w:lang w:val="en-US"/>
+        </w:rPr>
+        <w:t xml:space="preserve"> inputs, for example a decaying envelope into </w:t>
+      </w:r>
+      <w:r>
+        <w:rPr>
+          <w:rFonts w:ascii="Times New Roman" w:hAnsi="Times New Roman" w:cs="Times New Roman"/>
+          <w:b/>
+          <w:bCs/>
+          <w:lang w:val="en-US"/>
+        </w:rPr>
+        <w:t xml:space="preserve">IN </w:t>
+      </w:r>
+      <w:r>
+        <w:rPr>
+          <w:rFonts w:ascii="Times New Roman" w:hAnsi="Times New Roman" w:cs="Times New Roman"/>
+          <w:lang w:val="en-US"/>
+        </w:rPr>
+        <w:t xml:space="preserve">and a trigger into </w:t>
+      </w:r>
+      <w:r>
+        <w:rPr>
+          <w:rFonts w:ascii="Times New Roman" w:hAnsi="Times New Roman" w:cs="Times New Roman"/>
+          <w:b/>
+          <w:bCs/>
+          <w:lang w:val="en-US"/>
+        </w:rPr>
+        <w:t>CV</w:t>
+      </w:r>
+      <w:r>
+        <w:rPr>
+          <w:rFonts w:ascii="Times New Roman" w:hAnsi="Times New Roman" w:cs="Times New Roman"/>
+          <w:lang w:val="en-US"/>
+        </w:rPr>
+        <w:t>.</w:t>
+      </w:r>
+      <w:r>
+        <w:rPr>
+          <w:rFonts w:ascii="Times New Roman" w:hAnsi="Times New Roman" w:cs="Times New Roman"/>
+          <w:lang w:val="en-US"/>
+        </w:rPr>
+        <w:t xml:space="preserve"> Also, experiment with combining different signals in an external mixer to obtain complex</w:t>
+      </w:r>
+      <w:r>
+        <w:rPr>
+          <w:rFonts w:ascii="Times New Roman" w:hAnsi="Times New Roman" w:cs="Times New Roman"/>
+          <w:lang w:val="en-US"/>
+        </w:rPr>
+        <w:t xml:space="preserve"> modulation. </w:t>
+      </w:r>
+    </w:p>
+    <w:p>
+      <w:pPr>
+        <w:spacing w:line="360" w:lineRule="auto"/>
+        <w:rPr>
+          <w:rFonts w:ascii="Times New Roman" w:hAnsi="Times New Roman" w:cs="Times New Roman"/>
+          <w:b/>
+          <w:bCs/>
+          <w:lang w:val="en-US"/>
+        </w:rPr>
+      </w:pPr>
+      <w:r>
+        <w:rPr>
+          <w:rFonts w:ascii="Times New Roman" w:hAnsi="Times New Roman" w:cs="Times New Roman"/>
+          <w:b/>
+          <w:bCs/>
+          <w:lang w:val="en-US"/>
+        </w:rPr>
+        <w:t>5.2 Sine VCO</w:t>
+      </w:r>
+    </w:p>
+    <w:p>
+      <w:pPr>
+        <w:spacing w:line="360" w:lineRule="auto"/>
+        <w:rPr>
+          <w:rFonts w:ascii="Times New Roman" w:hAnsi="Times New Roman" w:cs="Times New Roman"/>
+          <w:lang w:val="en-US"/>
+        </w:rPr>
+      </w:pPr>
+      <w:r>
+        <w:rPr>
+          <w:rFonts w:ascii="Times New Roman" w:hAnsi="Times New Roman" w:cs="Times New Roman"/>
+          <w:lang w:val="en-US"/>
+        </w:rPr>
+        <w:t xml:space="preserve">When </w:t>
+      </w:r>
+      <w:r>
+        <w:rPr>
+          <w:rFonts w:ascii="Times New Roman" w:hAnsi="Times New Roman" w:cs="Times New Roman"/>
+          <w:b/>
+          <w:bCs/>
+          <w:lang w:val="en-US"/>
+        </w:rPr>
+        <w:t>RESONANCE</w:t>
+      </w:r>
+      <w:r>
+        <w:rPr>
+          <w:rFonts w:ascii="Times New Roman" w:hAnsi="Times New Roman" w:cs="Times New Roman"/>
+          <w:lang w:val="en-US"/>
+        </w:rPr>
+        <w:t xml:space="preserve"> is pushed into self-oscillation, it outputs a sine wave with relatively low distortion</w:t>
+      </w:r>
+      <w:r>
+        <w:rPr>
+          <w:rStyle w:val="FootnoteReference"/>
+          <w:rFonts w:ascii="Times New Roman" w:hAnsi="Times New Roman" w:cs="Times New Roman"/>
+          <w:lang w:val="en-US"/>
+        </w:rPr>
+        <w:footnoteReference w:id="2"/>
+      </w:r>
+      <w:r>
+        <w:rPr>
+          <w:rFonts w:ascii="Times New Roman" w:hAnsi="Times New Roman" w:cs="Times New Roman"/>
+          <w:lang w:val="en-US"/>
+        </w:rPr>
+        <w:t xml:space="preserve">. Therefore, the </w:t>
+      </w:r>
+      <w:r>
+        <w:rPr>
+          <w:rFonts w:ascii="Times New Roman" w:hAnsi="Times New Roman" w:cs="Times New Roman"/>
+          <w:b/>
+          <w:bCs/>
+          <w:lang w:val="en-US"/>
+        </w:rPr>
+        <w:t>CV</w:t>
+      </w:r>
+      <w:r>
+        <w:rPr>
+          <w:rFonts w:ascii="Times New Roman" w:hAnsi="Times New Roman" w:cs="Times New Roman"/>
+          <w:lang w:val="en-US"/>
+        </w:rPr>
+        <w:t xml:space="preserve"> input can be used as a frequency modulation input of sorts, and when the </w:t>
+      </w:r>
+      <w:r>
+        <w:rPr>
+          <w:rFonts w:ascii="Times New Roman" w:hAnsi="Times New Roman" w:cs="Times New Roman"/>
+          <w:b/>
+          <w:bCs/>
+          <w:lang w:val="en-US"/>
+        </w:rPr>
+        <w:t>CV</w:t>
+      </w:r>
+      <w:r>
+        <w:rPr>
+          <w:rFonts w:ascii="Times New Roman" w:hAnsi="Times New Roman" w:cs="Times New Roman"/>
+          <w:lang w:val="en-US"/>
+        </w:rPr>
+        <w:t xml:space="preserve"> </w:t>
+      </w:r>
+      <w:r>
+        <w:rPr>
+          <w:rFonts w:ascii="Times New Roman" w:hAnsi="Times New Roman" w:cs="Times New Roman"/>
+          <w:lang w:val="en-US"/>
+        </w:rPr>
+        <w:t>a</w:t>
+      </w:r>
+      <w:r>
+        <w:rPr>
+          <w:rFonts w:ascii="Times New Roman" w:hAnsi="Times New Roman" w:cs="Times New Roman"/>
+          <w:lang w:val="en-US"/>
+        </w:rPr>
+        <w:t>ttenuator</w:t>
+      </w:r>
+      <w:r>
+        <w:rPr>
+          <w:rFonts w:ascii="Times New Roman" w:hAnsi="Times New Roman" w:cs="Times New Roman"/>
+          <w:lang w:val="en-US"/>
+        </w:rPr>
+        <w:t xml:space="preserve"> </w:t>
+      </w:r>
+      <w:r>
+        <w:rPr>
+          <w:rFonts w:ascii="Times New Roman" w:hAnsi="Times New Roman" w:cs="Times New Roman"/>
+          <w:lang w:val="en-US"/>
+        </w:rPr>
+        <w:t xml:space="preserve">is adjusted correctly, the </w:t>
+      </w:r>
+      <w:r>
+        <w:rPr>
+          <w:rFonts w:ascii="Times New Roman" w:hAnsi="Times New Roman" w:cs="Times New Roman"/>
+          <w:b/>
+          <w:bCs/>
+          <w:lang w:val="en-US"/>
+        </w:rPr>
+        <w:t>CV</w:t>
+      </w:r>
+      <w:r>
+        <w:rPr>
+          <w:rFonts w:ascii="Times New Roman" w:hAnsi="Times New Roman" w:cs="Times New Roman"/>
+          <w:lang w:val="en-US"/>
+        </w:rPr>
+        <w:t xml:space="preserve"> input can be used for </w:t>
+      </w:r>
+      <m:oMath>
+        <m:r>
+          <w:rPr>
+            <w:rFonts w:ascii="Cambria Math" w:hAnsi="Cambria Math" w:cs="Times New Roman"/>
+            <w:lang w:val="en-US"/>
+          </w:rPr>
+          <m:t>1 V/oct</m:t>
+        </m:r>
+      </m:oMath>
+      <w:r>
+        <w:rPr>
+          <w:rFonts w:ascii="Times New Roman" w:hAnsi="Times New Roman" w:cs="Times New Roman"/>
+          <w:lang w:val="en-US"/>
+        </w:rPr>
+        <w:t xml:space="preserve"> tracking for a usable range (see Section 3)</w:t>
+      </w:r>
+      <w:r>
+        <w:rPr>
+          <w:rFonts w:ascii="Times New Roman" w:hAnsi="Times New Roman" w:cs="Times New Roman"/>
+          <w:lang w:val="en-US"/>
+        </w:rPr>
+        <w:t xml:space="preserve">. </w:t>
+      </w:r>
+      <w:r>
+        <w:rPr>
+          <w:rFonts w:ascii="Times New Roman" w:hAnsi="Times New Roman" w:cs="Times New Roman" w:hint="eastAsia"/>
+          <w:lang w:val="en-US"/>
+        </w:rPr>
+        <w:t>T</w:t>
+      </w:r>
+      <w:r>
+        <w:rPr>
+          <w:rFonts w:ascii="Times New Roman" w:hAnsi="Times New Roman" w:cs="Times New Roman"/>
+          <w:lang w:val="en-US"/>
+        </w:rPr>
+        <w:t>hus</w:t>
+      </w:r>
+      <w:r>
+        <w:rPr>
+          <w:rFonts w:ascii="Times New Roman" w:hAnsi="Times New Roman" w:cs="Times New Roman"/>
+          <w:lang w:val="en-US"/>
+        </w:rPr>
+        <w:t xml:space="preserve">, the filter can be used as a sine VCO. </w:t>
+      </w:r>
+    </w:p>
+    <w:p>
+      <w:pPr>
+        <w:spacing w:line="360" w:lineRule="auto"/>
+        <w:rPr>
+          <w:rFonts w:ascii="Times New Roman" w:hAnsi="Times New Roman" w:cs="Times New Roman"/>
+          <w:lang w:val="en-US"/>
+        </w:rPr>
+      </w:pPr>
+      <w:r>
+        <w:rPr>
+          <w:rFonts w:ascii="Times New Roman" w:hAnsi="Times New Roman" w:cs="Times New Roman"/>
+          <w:lang w:val="en-US"/>
+        </w:rPr>
+        <w:t xml:space="preserve">Experiment with </w:t>
       </w:r>
       <w:proofErr w:type="spellStart"/>
       <w:r>
@@ -1553,7 +2071,7 @@
           <w:rFonts w:ascii="Times New Roman" w:hAnsi="Times New Roman" w:cs="Times New Roman"/>
           <w:lang w:val="en-US"/>
         </w:rPr>
-        <w:t>etc</w:t>
+        <w:t>wavefolding</w:t>
       </w:r>
       <w:proofErr w:type="spellEnd"/>
       <w:r>
@@ -1561,7 +2079,37 @@
           <w:rFonts w:ascii="Times New Roman" w:hAnsi="Times New Roman" w:cs="Times New Roman"/>
           <w:lang w:val="en-US"/>
         </w:rPr>
-        <w:t>)</w:t>
+        <w:t xml:space="preserve"> the </w:t>
+      </w:r>
+      <w:r>
+        <w:rPr>
+          <w:rFonts w:ascii="Times New Roman" w:hAnsi="Times New Roman" w:cs="Times New Roman"/>
+          <w:lang w:val="en-US"/>
+        </w:rPr>
+        <w:t xml:space="preserve">sine wave, using it to modulate other controls, overdriving the signal, as they will all result in interesting results. Additionally, driving the initial signal by cranking </w:t>
+      </w:r>
+      <w:r>
+        <w:rPr>
+          <w:rFonts w:ascii="Times New Roman" w:hAnsi="Times New Roman" w:cs="Times New Roman"/>
+          <w:b/>
+          <w:bCs/>
+          <w:lang w:val="en-US"/>
+        </w:rPr>
+        <w:t>RESONANCE</w:t>
+      </w:r>
+      <w:r>
+        <w:rPr>
+          <w:rFonts w:ascii="Times New Roman" w:hAnsi="Times New Roman" w:cs="Times New Roman"/>
+          <w:lang w:val="en-US"/>
+        </w:rPr>
+        <w:t xml:space="preserve"> will produce an output of higher harmonic content, try filtering the driven output for other results. Note that</w:t>
+      </w:r>
+      <w:r>
+        <w:rPr>
+          <w:rFonts w:ascii="Times New Roman" w:hAnsi="Times New Roman" w:cs="Times New Roman"/>
+          <w:lang w:val="en-US"/>
+        </w:rPr>
+        <w:t xml:space="preserve"> the signal is hard-clipped, and may produce noisy and/or loud results. </w:t>
       </w:r>
     </w:p>
     <w:p>
@@ -1580,87 +2128,6 @@
           <w:rFonts w:ascii="Times New Roman" w:hAnsi="Times New Roman" w:cs="Times New Roman"/>
           <w:b/>
           <w:bCs/>
-          <w:lang w:val="en-US"/>
-        </w:rPr>
-      </w:pPr>
-      <w:r>
-        <w:rPr>
-          <w:rFonts w:ascii="Times New Roman" w:hAnsi="Times New Roman" w:cs="Times New Roman"/>
-          <w:b/>
-          <w:bCs/>
-          <w:lang w:val="en-US"/>
-        </w:rPr>
-        <w:t>5.2 Sine VCO</w:t>
-      </w:r>
-    </w:p>
-    <w:p>
-      <w:pPr>
-        <w:spacing w:line="360" w:lineRule="auto"/>
-        <w:rPr>
-          <w:rFonts w:ascii="Times New Roman" w:hAnsi="Times New Roman" w:cs="Times New Roman"/>
-          <w:lang w:val="en-US"/>
-        </w:rPr>
-      </w:pPr>
-      <w:r>
-        <w:rPr>
-          <w:rFonts w:ascii="Times New Roman" w:hAnsi="Times New Roman" w:cs="Times New Roman"/>
-          <w:lang w:val="en-US"/>
-        </w:rPr>
-        <w:t>Using filter as a sine VCO</w:t>
-      </w:r>
-    </w:p>
-    <w:p>
-      <w:pPr>
-        <w:spacing w:line="360" w:lineRule="auto"/>
-        <w:rPr>
-          <w:rFonts w:ascii="Times New Roman" w:hAnsi="Times New Roman" w:cs="Times New Roman"/>
-          <w:lang w:val="en-US"/>
-        </w:rPr>
-      </w:pPr>
-    </w:p>
-    <w:p>
-      <w:pPr>
-        <w:spacing w:line="360" w:lineRule="auto"/>
-        <w:rPr>
-          <w:rFonts w:ascii="Times New Roman" w:hAnsi="Times New Roman" w:cs="Times New Roman"/>
-          <w:lang w:val="en-US"/>
-        </w:rPr>
-      </w:pPr>
-    </w:p>
-    <w:p>
-      <w:pPr>
-        <w:spacing w:line="360" w:lineRule="auto"/>
-        <w:rPr>
-          <w:rFonts w:ascii="Times New Roman" w:hAnsi="Times New Roman" w:cs="Times New Roman"/>
-          <w:lang w:val="en-US"/>
-        </w:rPr>
-      </w:pPr>
-    </w:p>
-    <w:p>
-      <w:pPr>
-        <w:spacing w:line="360" w:lineRule="auto"/>
-        <w:rPr>
-          <w:rFonts w:ascii="Times New Roman" w:hAnsi="Times New Roman" w:cs="Times New Roman"/>
-          <w:lang w:val="en-US"/>
-        </w:rPr>
-      </w:pPr>
-    </w:p>
-    <w:p>
-      <w:pPr>
-        <w:spacing w:line="360" w:lineRule="auto"/>
-        <w:rPr>
-          <w:rFonts w:ascii="Times New Roman" w:hAnsi="Times New Roman" w:cs="Times New Roman"/>
-          <w:lang w:val="en-US"/>
-        </w:rPr>
-      </w:pPr>
-    </w:p>
-    <w:p>
-      <w:pPr>
-        <w:spacing w:line="360" w:lineRule="auto"/>
-        <w:rPr>
-          <w:rFonts w:ascii="Times New Roman" w:hAnsi="Times New Roman" w:cs="Times New Roman"/>
-          <w:b/>
-          <w:bCs/>
           <w:u w:val="single"/>
           <w:lang w:val="en-US"/>
         </w:rPr>
@@ -1673,7 +2140,6 @@
           <w:u w:val="single"/>
           <w:lang w:val="en-US"/>
         </w:rPr>
-        <w:lastRenderedPageBreak/>
         <w:t>6</w:t>
       </w:r>
       <w:r>
@@ -1988,7 +2454,7 @@
           <w:rFonts w:ascii="Times New Roman" w:hAnsi="Times New Roman" w:cs="Times New Roman"/>
           <w:lang w:val="en-US"/>
         </w:rPr>
-        <w:footnoteReference w:id="2"/>
+        <w:footnoteReference w:id="3"/>
       </w:r>
     </w:p>
     <w:tbl>
@@ -2299,7 +2765,7 @@
           <w:bCs/>
           <w:lang w:val="en-US"/>
         </w:rPr>
-        <w:t>6.3 Other Specifications (Optional)</w:t>
+        <w:t>6.3 Other Specifications</w:t>
       </w:r>
     </w:p>
     <w:sectPr>
@@ -2546,6 +3012,35 @@
     </w:p>
   </w:footnote>
   <w:footnote w:id="2">
+    <w:p>
+      <w:pPr>
+        <w:pStyle w:val="FootnoteText"/>
+        <w:rPr>
+          <w:rFonts w:ascii="Times New Roman" w:hAnsi="Times New Roman" w:cs="Times New Roman"/>
+        </w:rPr>
+      </w:pPr>
+      <w:r>
+        <w:rPr>
+          <w:rStyle w:val="FootnoteReference"/>
+          <w:rFonts w:ascii="Times New Roman" w:hAnsi="Times New Roman" w:cs="Times New Roman"/>
+        </w:rPr>
+        <w:footnoteRef/>
+      </w:r>
+      <w:r>
+        <w:rPr>
+          <w:rFonts w:ascii="Times New Roman" w:hAnsi="Times New Roman" w:cs="Times New Roman"/>
+        </w:rPr>
+        <w:t xml:space="preserve"> </w:t>
+      </w:r>
+      <w:r>
+        <w:rPr>
+          <w:rFonts w:ascii="Times New Roman" w:hAnsi="Times New Roman" w:cs="Times New Roman"/>
+        </w:rPr>
+        <w:t xml:space="preserve">Exact distortion of the sine waves has yet to be measured. </w:t>
+      </w:r>
+    </w:p>
+  </w:footnote>
+  <w:footnote w:id="3">
     <w:p>
       <w:pPr>
         <w:pStyle w:val="FootnoteText"/>
@@ -4363,7 +4858,7 @@
 </file>
 
 <file path=customXml/itemProps1.xml><?xml version="1.0" encoding="utf-8"?>
-<ds:datastoreItem xmlns:ds="http://schemas.openxmlformats.org/officeDocument/2006/customXml" ds:itemID="{F08B9D24-2C56-0F43-85B7-E73CA9420B5F}">
+<ds:datastoreItem xmlns:ds="http://schemas.openxmlformats.org/officeDocument/2006/customXml" ds:itemID="{1850AD39-D015-3246-BBDE-EC81FBE3A595}">
   <ds:schemaRefs>
     <ds:schemaRef ds:uri="http://schemas.openxmlformats.org/officeDocument/2006/bibliography"/>
   </ds:schemaRefs>

--- a/site/Eurorack/310c-Diode-Voltage-Controlled-Filter/Files/310c-Rev.1.docx
+++ b/site/Eurorack/310c-Diode-Voltage-Controlled-Filter/Files/310c-Rev.1.docx
@@ -217,15 +217,6 @@
           <w:lang w:val="en-US"/>
         </w:rPr>
       </w:pPr>
-    </w:p>
-    <w:p>
-      <w:pPr>
-        <w:spacing w:line="360" w:lineRule="auto"/>
-        <w:rPr>
-          <w:rFonts w:ascii="Times New Roman" w:hAnsi="Times New Roman" w:cs="Times New Roman"/>
-          <w:lang w:val="en-US"/>
-        </w:rPr>
-      </w:pPr>
       <w:r>
         <w:rPr>
           <w:rFonts w:ascii="Times New Roman" w:hAnsi="Times New Roman" w:cs="Times New Roman"/>
@@ -317,6 +308,77 @@
       <w:r>
         <w:rPr>
           <w:rFonts w:ascii="Times New Roman" w:hAnsi="Times New Roman" w:cs="Times New Roman"/>
+          <w:noProof/>
+          <w:lang w:val="en-US"/>
+        </w:rPr>
+        <w:drawing>
+          <wp:anchor distT="0" distB="0" distL="114300" distR="114300" simplePos="0" relativeHeight="251659264" behindDoc="0" locked="0" layoutInCell="1" allowOverlap="1" wp14:anchorId="75CC3702" wp14:editId="739E64DB">
+            <wp:simplePos x="0" y="0"/>
+            <wp:positionH relativeFrom="margin">
+              <wp:posOffset>3917315</wp:posOffset>
+            </wp:positionH>
+            <wp:positionV relativeFrom="margin">
+              <wp:posOffset>4059065</wp:posOffset>
+            </wp:positionV>
+            <wp:extent cx="1819910" cy="1402715"/>
+            <wp:effectExtent l="0" t="0" r="0" b="0"/>
+            <wp:wrapSquare wrapText="bothSides"/>
+            <wp:docPr id="874648577" name="Picture 1" descr="A close-up of a circuit board&#10;&#10;AI-generated content may be incorrect."/>
+            <wp:cNvGraphicFramePr>
+              <a:graphicFrameLocks xmlns:a="http://schemas.openxmlformats.org/drawingml/2006/main" noChangeAspect="1"/>
+            </wp:cNvGraphicFramePr>
+            <a:graphic xmlns:a="http://schemas.openxmlformats.org/drawingml/2006/main">
+              <a:graphicData uri="http://schemas.openxmlformats.org/drawingml/2006/picture">
+                <pic:pic xmlns:pic="http://schemas.openxmlformats.org/drawingml/2006/picture">
+                  <pic:nvPicPr>
+                    <pic:cNvPr id="874648577" name="Picture 1" descr="A close-up of a circuit board&#10;&#10;AI-generated content may be incorrect."/>
+                    <pic:cNvPicPr/>
+                  </pic:nvPicPr>
+                  <pic:blipFill rotWithShape="1">
+                    <a:blip r:embed="rId8" cstate="print">
+                      <a:extLst>
+                        <a:ext uri="{28A0092B-C50C-407E-A947-70E740481C1C}">
+                          <a14:useLocalDpi xmlns:a14="http://schemas.microsoft.com/office/drawing/2010/main" val="0"/>
+                        </a:ext>
+                      </a:extLst>
+                    </a:blip>
+                    <a:srcRect l="19538" r="4442" b="11694"/>
+                    <a:stretch>
+                      <a:fillRect/>
+                    </a:stretch>
+                  </pic:blipFill>
+                  <pic:spPr bwMode="auto">
+                    <a:xfrm>
+                      <a:off x="0" y="0"/>
+                      <a:ext cx="1819910" cy="1402715"/>
+                    </a:xfrm>
+                    <a:prstGeom prst="rect">
+                      <a:avLst/>
+                    </a:prstGeom>
+                    <a:ln>
+                      <a:noFill/>
+                    </a:ln>
+                    <a:extLst>
+                      <a:ext uri="{53640926-AAD7-44D8-BBD7-CCE9431645EC}">
+                        <a14:shadowObscured xmlns:a14="http://schemas.microsoft.com/office/drawing/2010/main"/>
+                      </a:ext>
+                    </a:extLst>
+                  </pic:spPr>
+                </pic:pic>
+              </a:graphicData>
+            </a:graphic>
+            <wp14:sizeRelH relativeFrom="margin">
+              <wp14:pctWidth>0</wp14:pctWidth>
+            </wp14:sizeRelH>
+            <wp14:sizeRelV relativeFrom="margin">
+              <wp14:pctHeight>0</wp14:pctHeight>
+            </wp14:sizeRelV>
+          </wp:anchor>
+        </w:drawing>
+      </w:r>
+      <w:r>
+        <w:rPr>
+          <w:rFonts w:ascii="Times New Roman" w:hAnsi="Times New Roman" w:cs="Times New Roman"/>
           <w:b/>
           <w:bCs/>
           <w:u w:val="single"/>
@@ -336,6 +398,120 @@
       <w:r>
         <w:rPr>
           <w:rFonts w:ascii="Times New Roman" w:hAnsi="Times New Roman" w:cs="Times New Roman"/>
+          <w:noProof/>
+          <w:lang w:val="en-US"/>
+        </w:rPr>
+        <mc:AlternateContent>
+          <mc:Choice Requires="wps">
+            <w:drawing>
+              <wp:anchor distT="0" distB="0" distL="114300" distR="114300" simplePos="0" relativeHeight="251660288" behindDoc="0" locked="0" layoutInCell="1" allowOverlap="1" wp14:anchorId="4CE94160" wp14:editId="3DF7576C">
+                <wp:simplePos x="0" y="0"/>
+                <wp:positionH relativeFrom="column">
+                  <wp:posOffset>4032795</wp:posOffset>
+                </wp:positionH>
+                <wp:positionV relativeFrom="paragraph">
+                  <wp:posOffset>1288324</wp:posOffset>
+                </wp:positionV>
+                <wp:extent cx="1786855" cy="327171"/>
+                <wp:effectExtent l="0" t="0" r="4445" b="3175"/>
+                <wp:wrapNone/>
+                <wp:docPr id="1969171127" name="Text Box 2"/>
+                <wp:cNvGraphicFramePr/>
+                <a:graphic xmlns:a="http://schemas.openxmlformats.org/drawingml/2006/main">
+                  <a:graphicData uri="http://schemas.microsoft.com/office/word/2010/wordprocessingShape">
+                    <wps:wsp>
+                      <wps:cNvSpPr txBox="1"/>
+                      <wps:spPr>
+                        <a:xfrm>
+                          <a:off x="0" y="0"/>
+                          <a:ext cx="1786855" cy="327171"/>
+                        </a:xfrm>
+                        <a:prstGeom prst="rect">
+                          <a:avLst/>
+                        </a:prstGeom>
+                        <a:solidFill>
+                          <a:schemeClr val="lt1"/>
+                        </a:solidFill>
+                        <a:ln w="6350">
+                          <a:noFill/>
+                        </a:ln>
+                      </wps:spPr>
+                      <wps:txbx>
+                        <w:txbxContent>
+                          <w:p>
+                            <w:pPr>
+                              <w:rPr>
+                                <w:rFonts w:ascii="Times New Roman" w:hAnsi="Times New Roman" w:cs="Times New Roman"/>
+                                <w:i/>
+                                <w:iCs/>
+                                <w:lang w:val="en-US"/>
+                              </w:rPr>
+                            </w:pPr>
+                            <w:r>
+                              <w:rPr>
+                                <w:rFonts w:ascii="Times New Roman" w:hAnsi="Times New Roman" w:cs="Times New Roman"/>
+                                <w:i/>
+                                <w:iCs/>
+                                <w:lang w:val="en-US"/>
+                              </w:rPr>
+                              <w:t>fig. 2.1 Power Connector</w:t>
+                            </w:r>
+                          </w:p>
+                        </w:txbxContent>
+                      </wps:txbx>
+                      <wps:bodyPr rot="0" spcFirstLastPara="0" vertOverflow="overflow" horzOverflow="overflow" vert="horz" wrap="square" lIns="91440" tIns="45720" rIns="91440" bIns="45720" numCol="1" spcCol="0" rtlCol="0" fromWordArt="0" anchor="t" anchorCtr="0" forceAA="0" compatLnSpc="1">
+                        <a:prstTxWarp prst="textNoShape">
+                          <a:avLst/>
+                        </a:prstTxWarp>
+                        <a:noAutofit/>
+                      </wps:bodyPr>
+                    </wps:wsp>
+                  </a:graphicData>
+                </a:graphic>
+                <wp14:sizeRelH relativeFrom="margin">
+                  <wp14:pctWidth>0</wp14:pctWidth>
+                </wp14:sizeRelH>
+              </wp:anchor>
+            </w:drawing>
+          </mc:Choice>
+          <mc:Fallback>
+            <w:pict>
+              <v:shapetype w14:anchorId="4CE94160" id="_x0000_t202" coordsize="21600,21600" o:spt="202" path="m,l,21600r21600,l21600,xe">
+                <v:stroke joinstyle="miter"/>
+                <v:path gradientshapeok="t" o:connecttype="rect"/>
+              </v:shapetype>
+              <v:shape id="Text Box 2" o:spid="_x0000_s1026" type="#_x0000_t202" style="position:absolute;margin-left:317.55pt;margin-top:101.45pt;width:140.7pt;height:25.75pt;z-index:251660288;visibility:visible;mso-wrap-style:square;mso-width-percent:0;mso-wrap-distance-left:9pt;mso-wrap-distance-top:0;mso-wrap-distance-right:9pt;mso-wrap-distance-bottom:0;mso-position-horizontal:absolute;mso-position-horizontal-relative:text;mso-position-vertical:absolute;mso-position-vertical-relative:text;mso-width-percent:0;mso-width-relative:margin;v-text-anchor:top" o:gfxdata="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" fillcolor="white [3201]" stroked="f" strokeweight=".5pt">
+                <v:textbox>
+                  <w:txbxContent>
+                    <w:p>
+                      <w:pPr>
+                        <w:rPr>
+                          <w:rFonts w:ascii="Times New Roman" w:hAnsi="Times New Roman" w:cs="Times New Roman"/>
+                          <w:i/>
+                          <w:iCs/>
+                          <w:lang w:val="en-US"/>
+                        </w:rPr>
+                      </w:pPr>
+                      <w:r>
+                        <w:rPr>
+                          <w:rFonts w:ascii="Times New Roman" w:hAnsi="Times New Roman" w:cs="Times New Roman"/>
+                          <w:i/>
+                          <w:iCs/>
+                          <w:lang w:val="en-US"/>
+                        </w:rPr>
+                        <w:t>fig. 2.1 Power Connector</w:t>
+                      </w:r>
+                    </w:p>
+                  </w:txbxContent>
+                </v:textbox>
+              </v:shape>
+            </w:pict>
+          </mc:Fallback>
+        </mc:AlternateContent>
+      </w:r>
+      <w:r>
+        <w:rPr>
+          <w:rFonts w:ascii="Times New Roman" w:hAnsi="Times New Roman" w:cs="Times New Roman"/>
           <w:lang w:val="en-US"/>
         </w:rPr>
         <w:t xml:space="preserve">This module requires </w:t>
@@ -558,51 +734,6 @@
         </w:rPr>
         <w:t xml:space="preserve"> damaged if the power cable is plugged in backwards. However, a reversed power cable may still cause damage to the components in the module, as well as other modules connected to the same power supply. </w:t>
       </w:r>
-    </w:p>
-    <w:p>
-      <w:pPr>
-        <w:spacing w:line="360" w:lineRule="auto"/>
-        <w:rPr>
-          <w:rFonts w:ascii="Times New Roman" w:hAnsi="Times New Roman" w:cs="Times New Roman"/>
-          <w:lang w:val="en-US"/>
-        </w:rPr>
-      </w:pPr>
-    </w:p>
-    <w:p>
-      <w:pPr>
-        <w:spacing w:line="360" w:lineRule="auto"/>
-        <w:rPr>
-          <w:rFonts w:ascii="Times New Roman" w:hAnsi="Times New Roman" w:cs="Times New Roman"/>
-          <w:lang w:val="en-US"/>
-        </w:rPr>
-      </w:pPr>
-    </w:p>
-    <w:p>
-      <w:pPr>
-        <w:spacing w:line="360" w:lineRule="auto"/>
-        <w:rPr>
-          <w:rFonts w:ascii="Times New Roman" w:hAnsi="Times New Roman" w:cs="Times New Roman"/>
-          <w:lang w:val="en-US"/>
-        </w:rPr>
-      </w:pPr>
-    </w:p>
-    <w:p>
-      <w:pPr>
-        <w:spacing w:line="360" w:lineRule="auto"/>
-        <w:rPr>
-          <w:rFonts w:ascii="Times New Roman" w:hAnsi="Times New Roman" w:cs="Times New Roman"/>
-          <w:lang w:val="en-US"/>
-        </w:rPr>
-      </w:pPr>
-    </w:p>
-    <w:p>
-      <w:pPr>
-        <w:spacing w:line="360" w:lineRule="auto"/>
-        <w:rPr>
-          <w:rFonts w:ascii="Times New Roman" w:hAnsi="Times New Roman" w:cs="Times New Roman"/>
-          <w:lang w:val="en-US"/>
-        </w:rPr>
-      </w:pPr>
     </w:p>
     <w:p>
       <w:pPr>
@@ -624,8 +755,9 @@
           <w:u w:val="single"/>
           <w:lang w:val="en-US"/>
         </w:rPr>
+        <w:lastRenderedPageBreak/>
         <w:drawing>
-          <wp:anchor distT="0" distB="0" distL="114300" distR="114300" simplePos="0" relativeHeight="251658240" behindDoc="0" locked="0" layoutInCell="1" allowOverlap="1" wp14:anchorId="0A3E80F6" wp14:editId="59EEDE75">
+          <wp:anchor distT="0" distB="0" distL="114300" distR="114300" simplePos="0" relativeHeight="251658240" behindDoc="0" locked="0" layoutInCell="1" allowOverlap="1" wp14:anchorId="0A3E80F6" wp14:editId="34854C0A">
             <wp:simplePos x="0" y="0"/>
             <wp:positionH relativeFrom="column">
               <wp:posOffset>0</wp:posOffset>
@@ -648,7 +780,7 @@
                     <pic:cNvPicPr/>
                   </pic:nvPicPr>
                   <pic:blipFill>
-                    <a:blip r:embed="rId8" cstate="print">
+                    <a:blip r:embed="rId9" cstate="print">
                       <a:extLst>
                         <a:ext uri="{28A0092B-C50C-407E-A947-70E740481C1C}">
                           <a14:useLocalDpi xmlns:a14="http://schemas.microsoft.com/office/drawing/2010/main" val="0"/>
@@ -711,7 +843,23 @@
           <w:rFonts w:ascii="Times New Roman" w:hAnsi="Times New Roman" w:cs="Times New Roman"/>
           <w:lang w:val="en-US"/>
         </w:rPr>
-        <w:t xml:space="preserve">has a common and straightforward interface similar to many VCF designs. </w:t>
+        <w:t xml:space="preserve">has a common and straightforward interface </w:t>
+      </w:r>
+      <w:proofErr w:type="gramStart"/>
+      <w:r>
+        <w:rPr>
+          <w:rFonts w:ascii="Times New Roman" w:hAnsi="Times New Roman" w:cs="Times New Roman"/>
+          <w:lang w:val="en-US"/>
+        </w:rPr>
+        <w:t>similar to</w:t>
+      </w:r>
+      <w:proofErr w:type="gramEnd"/>
+      <w:r>
+        <w:rPr>
+          <w:rFonts w:ascii="Times New Roman" w:hAnsi="Times New Roman" w:cs="Times New Roman"/>
+          <w:lang w:val="en-US"/>
+        </w:rPr>
+        <w:t xml:space="preserve"> many VCF designs. </w:t>
       </w:r>
       <w:r>
         <w:rPr>
@@ -1102,27 +1250,20 @@
         <w:spacing w:line="360" w:lineRule="auto"/>
         <w:rPr>
           <w:rFonts w:ascii="Times New Roman" w:hAnsi="Times New Roman" w:cs="Times New Roman"/>
-          <w:lang w:val="en-US"/>
-        </w:rPr>
-      </w:pPr>
-      <w:r>
-        <w:rPr>
-          <w:rFonts w:ascii="Times New Roman" w:hAnsi="Times New Roman" w:cs="Times New Roman"/>
-          <w:b/>
-          <w:bCs/>
-          <w:u w:val="single"/>
-          <w:lang w:val="en-US"/>
-        </w:rPr>
-        <w:br w:type="textWrapping" w:clear="all"/>
-      </w:r>
-      <w:r>
-        <w:rPr>
-          <w:rFonts w:ascii="Times New Roman" w:hAnsi="Times New Roman" w:cs="Times New Roman"/>
           <w:i/>
           <w:iCs/>
           <w:lang w:val="en-US"/>
         </w:rPr>
-        <w:t>fig. 3.1</w:t>
+      </w:pPr>
+      <w:r>
+        <w:rPr>
+          <w:rFonts w:ascii="Times New Roman" w:hAnsi="Times New Roman" w:cs="Times New Roman"/>
+          <w:b/>
+          <w:bCs/>
+          <w:u w:val="single"/>
+          <w:lang w:val="en-US"/>
+        </w:rPr>
+        <w:br w:type="textWrapping" w:clear="all"/>
       </w:r>
       <w:r>
         <w:rPr>
@@ -1131,6 +1272,15 @@
           <w:iCs/>
           <w:lang w:val="en-US"/>
         </w:rPr>
+        <w:t>fig. 3.1</w:t>
+      </w:r>
+      <w:r>
+        <w:rPr>
+          <w:rFonts w:ascii="Times New Roman" w:hAnsi="Times New Roman" w:cs="Times New Roman"/>
+          <w:i/>
+          <w:iCs/>
+          <w:lang w:val="en-US"/>
+        </w:rPr>
         <w:t xml:space="preserve"> Panel Overview</w:t>
       </w:r>
     </w:p>
@@ -1139,13 +1289,76 @@
         <w:spacing w:line="360" w:lineRule="auto"/>
         <w:rPr>
           <w:rFonts w:ascii="Times New Roman" w:hAnsi="Times New Roman" w:cs="Times New Roman"/>
-          <w:lang w:val="en-US"/>
-        </w:rPr>
-      </w:pPr>
-    </w:p>
-    <w:p>
-      <w:pPr>
-        <w:spacing w:line="360" w:lineRule="auto"/>
+          <w:i/>
+          <w:iCs/>
+          <w:lang w:val="en-US"/>
+        </w:rPr>
+      </w:pPr>
+    </w:p>
+    <w:p>
+      <w:pPr>
+        <w:spacing w:line="360" w:lineRule="auto"/>
+        <w:rPr>
+          <w:rFonts w:ascii="Times New Roman" w:hAnsi="Times New Roman" w:cs="Times New Roman"/>
+          <w:i/>
+          <w:iCs/>
+          <w:lang w:val="en-US"/>
+        </w:rPr>
+      </w:pPr>
+    </w:p>
+    <w:p>
+      <w:pPr>
+        <w:spacing w:line="360" w:lineRule="auto"/>
+        <w:rPr>
+          <w:rFonts w:ascii="Times New Roman" w:hAnsi="Times New Roman" w:cs="Times New Roman"/>
+          <w:i/>
+          <w:iCs/>
+          <w:lang w:val="en-US"/>
+        </w:rPr>
+      </w:pPr>
+    </w:p>
+    <w:p>
+      <w:pPr>
+        <w:spacing w:line="360" w:lineRule="auto"/>
+        <w:rPr>
+          <w:rFonts w:ascii="Times New Roman" w:hAnsi="Times New Roman" w:cs="Times New Roman"/>
+          <w:i/>
+          <w:iCs/>
+          <w:lang w:val="en-US"/>
+        </w:rPr>
+      </w:pPr>
+    </w:p>
+    <w:p>
+      <w:pPr>
+        <w:spacing w:line="360" w:lineRule="auto"/>
+        <w:rPr>
+          <w:rFonts w:ascii="Times New Roman" w:hAnsi="Times New Roman" w:cs="Times New Roman"/>
+          <w:i/>
+          <w:iCs/>
+          <w:lang w:val="en-US"/>
+        </w:rPr>
+      </w:pPr>
+    </w:p>
+    <w:p>
+      <w:pPr>
+        <w:spacing w:line="360" w:lineRule="auto"/>
+        <w:rPr>
+          <w:rFonts w:ascii="Times New Roman" w:hAnsi="Times New Roman" w:cs="Times New Roman"/>
+          <w:i/>
+          <w:iCs/>
+          <w:lang w:val="en-US"/>
+        </w:rPr>
+      </w:pPr>
+    </w:p>
+    <w:p>
+      <w:pPr>
+        <w:spacing w:line="360" w:lineRule="auto"/>
+        <w:rPr>
+          <w:rFonts w:ascii="Times New Roman" w:hAnsi="Times New Roman" w:cs="Times New Roman"/>
+          <w:lang w:val="en-US"/>
+        </w:rPr>
+      </w:pPr>
+      <w:r>
         <w:rPr>
           <w:rFonts w:ascii="Times New Roman" w:hAnsi="Times New Roman" w:cs="Times New Roman"/>
           <w:b/>
@@ -1153,15 +1366,7 @@
           <w:u w:val="single"/>
           <w:lang w:val="en-US"/>
         </w:rPr>
-      </w:pPr>
-      <w:r>
-        <w:rPr>
-          <w:rFonts w:ascii="Times New Roman" w:hAnsi="Times New Roman" w:cs="Times New Roman"/>
-          <w:b/>
-          <w:bCs/>
-          <w:u w:val="single"/>
-          <w:lang w:val="en-US"/>
-        </w:rPr>
+        <w:lastRenderedPageBreak/>
         <w:t>4 Additional Information</w:t>
       </w:r>
     </w:p>
@@ -1180,6 +1385,79 @@
           <w:rFonts w:ascii="Times New Roman" w:hAnsi="Times New Roman" w:cs="Times New Roman"/>
           <w:b/>
           <w:bCs/>
+          <w:noProof/>
+          <w:lang w:val="en-US"/>
+        </w:rPr>
+        <w:drawing>
+          <wp:anchor distT="0" distB="0" distL="114300" distR="114300" simplePos="0" relativeHeight="251661312" behindDoc="0" locked="0" layoutInCell="1" allowOverlap="1" wp14:anchorId="13B48345" wp14:editId="5A08BB8F">
+            <wp:simplePos x="0" y="0"/>
+            <wp:positionH relativeFrom="column">
+              <wp:posOffset>-39519</wp:posOffset>
+            </wp:positionH>
+            <wp:positionV relativeFrom="paragraph">
+              <wp:posOffset>277495</wp:posOffset>
+            </wp:positionV>
+            <wp:extent cx="1849120" cy="2762250"/>
+            <wp:effectExtent l="0" t="0" r="5080" b="6350"/>
+            <wp:wrapSquare wrapText="bothSides"/>
+            <wp:docPr id="2050556019" name="Picture 4" descr="A close-up of a circuit board&#10;&#10;AI-generated content may be incorrect."/>
+            <wp:cNvGraphicFramePr>
+              <a:graphicFrameLocks xmlns:a="http://schemas.openxmlformats.org/drawingml/2006/main" noChangeAspect="1"/>
+            </wp:cNvGraphicFramePr>
+            <a:graphic xmlns:a="http://schemas.openxmlformats.org/drawingml/2006/main">
+              <a:graphicData uri="http://schemas.openxmlformats.org/drawingml/2006/picture">
+                <pic:pic xmlns:pic="http://schemas.openxmlformats.org/drawingml/2006/picture">
+                  <pic:nvPicPr>
+                    <pic:cNvPr id="2050556019" name="Picture 4" descr="A close-up of a circuit board&#10;&#10;AI-generated content may be incorrect."/>
+                    <pic:cNvPicPr/>
+                  </pic:nvPicPr>
+                  <pic:blipFill rotWithShape="1">
+                    <a:blip r:embed="rId10" cstate="print">
+                      <a:extLst>
+                        <a:ext uri="{28A0092B-C50C-407E-A947-70E740481C1C}">
+                          <a14:useLocalDpi xmlns:a14="http://schemas.microsoft.com/office/drawing/2010/main" val="0"/>
+                        </a:ext>
+                      </a:extLst>
+                    </a:blip>
+                    <a:srcRect l="5211" t="1780" b="4458"/>
+                    <a:stretch>
+                      <a:fillRect/>
+                    </a:stretch>
+                  </pic:blipFill>
+                  <pic:spPr bwMode="auto">
+                    <a:xfrm>
+                      <a:off x="0" y="0"/>
+                      <a:ext cx="1849120" cy="2762250"/>
+                    </a:xfrm>
+                    <a:prstGeom prst="rect">
+                      <a:avLst/>
+                    </a:prstGeom>
+                    <a:ln>
+                      <a:noFill/>
+                    </a:ln>
+                    <a:extLst>
+                      <a:ext uri="{53640926-AAD7-44D8-BBD7-CCE9431645EC}">
+                        <a14:shadowObscured xmlns:a14="http://schemas.microsoft.com/office/drawing/2010/main"/>
+                      </a:ext>
+                    </a:extLst>
+                  </pic:spPr>
+                </pic:pic>
+              </a:graphicData>
+            </a:graphic>
+            <wp14:sizeRelH relativeFrom="page">
+              <wp14:pctWidth>0</wp14:pctWidth>
+            </wp14:sizeRelH>
+            <wp14:sizeRelV relativeFrom="page">
+              <wp14:pctHeight>0</wp14:pctHeight>
+            </wp14:sizeRelV>
+          </wp:anchor>
+        </w:drawing>
+      </w:r>
+      <w:r>
+        <w:rPr>
+          <w:rFonts w:ascii="Times New Roman" w:hAnsi="Times New Roman" w:cs="Times New Roman"/>
+          <w:b/>
+          <w:bCs/>
           <w:lang w:val="en-US"/>
         </w:rPr>
         <w:t xml:space="preserve">4.1 </w:t>
@@ -1287,15 +1565,7 @@
           <w:rFonts w:ascii="Times New Roman" w:hAnsi="Times New Roman" w:cs="Times New Roman"/>
           <w:lang w:val="en-US"/>
         </w:rPr>
-        <w:t xml:space="preserve"> to monitor the </w:t>
-      </w:r>
-      <w:r>
-        <w:rPr>
-          <w:rFonts w:ascii="Times New Roman" w:hAnsi="Times New Roman" w:cs="Times New Roman"/>
-          <w:lang w:val="en-US"/>
-        </w:rPr>
-        <w:lastRenderedPageBreak/>
-        <w:t xml:space="preserve">output of the module. Next, remove the module from the rack and locate the resonance trimmer on the bottom PCB (see fig. 4.1). Using a small flathead screwdriver, </w:t>
+        <w:t xml:space="preserve"> to monitor the output of the module. Next, remove the module from the rack and locate the resonance trimmer on the bottom PCB (see fig. 4.1). Using a small flathead screwdriver, </w:t>
       </w:r>
       <w:r>
         <w:rPr>
@@ -1303,6 +1573,26 @@
           <w:lang w:val="en-US"/>
         </w:rPr>
         <w:t xml:space="preserve">adjust the frequency trimmer to your liking. The output of the resonance will be the resonance of the module with maximum resonance. </w:t>
+      </w:r>
+    </w:p>
+    <w:p>
+      <w:pPr>
+        <w:spacing w:line="360" w:lineRule="auto"/>
+        <w:rPr>
+          <w:rFonts w:ascii="Times New Roman" w:hAnsi="Times New Roman" w:cs="Times New Roman"/>
+          <w:i/>
+          <w:iCs/>
+          <w:lang w:val="en-US"/>
+        </w:rPr>
+      </w:pPr>
+      <w:r>
+        <w:rPr>
+          <w:rFonts w:ascii="Times New Roman" w:hAnsi="Times New Roman" w:cs="Times New Roman"/>
+          <w:i/>
+          <w:iCs/>
+          <w:lang w:val="en-US"/>
+        </w:rPr>
+        <w:t>fig 4.1 Resonance Trimmer</w:t>
       </w:r>
     </w:p>
     <w:p>
@@ -1472,6 +1762,50 @@
           <w:rFonts w:ascii="Times New Roman" w:hAnsi="Times New Roman" w:cs="Times New Roman"/>
           <w:b/>
           <w:bCs/>
+          <w:lang w:val="en-US"/>
+        </w:rPr>
+      </w:pPr>
+    </w:p>
+    <w:p>
+      <w:pPr>
+        <w:spacing w:line="360" w:lineRule="auto"/>
+        <w:rPr>
+          <w:rFonts w:ascii="Times New Roman" w:hAnsi="Times New Roman" w:cs="Times New Roman"/>
+          <w:b/>
+          <w:bCs/>
+          <w:lang w:val="en-US"/>
+        </w:rPr>
+      </w:pPr>
+    </w:p>
+    <w:p>
+      <w:pPr>
+        <w:spacing w:line="360" w:lineRule="auto"/>
+        <w:rPr>
+          <w:rFonts w:ascii="Times New Roman" w:hAnsi="Times New Roman" w:cs="Times New Roman"/>
+          <w:b/>
+          <w:bCs/>
+          <w:lang w:val="en-US"/>
+        </w:rPr>
+      </w:pPr>
+    </w:p>
+    <w:p>
+      <w:pPr>
+        <w:spacing w:line="360" w:lineRule="auto"/>
+        <w:rPr>
+          <w:rFonts w:ascii="Times New Roman" w:hAnsi="Times New Roman" w:cs="Times New Roman"/>
+          <w:b/>
+          <w:bCs/>
+          <w:lang w:val="en-US"/>
+        </w:rPr>
+      </w:pPr>
+    </w:p>
+    <w:p>
+      <w:pPr>
+        <w:spacing w:line="360" w:lineRule="auto"/>
+        <w:rPr>
+          <w:rFonts w:ascii="Times New Roman" w:hAnsi="Times New Roman" w:cs="Times New Roman"/>
+          <w:b/>
+          <w:bCs/>
           <w:u w:val="single"/>
           <w:lang w:val="en-US"/>
         </w:rPr>
@@ -1484,6 +1818,7 @@
           <w:u w:val="single"/>
           <w:lang w:val="en-US"/>
         </w:rPr>
+        <w:lastRenderedPageBreak/>
         <w:t>5</w:t>
       </w:r>
       <w:r>
@@ -1781,7 +2116,6 @@
           <w:rFonts w:ascii="Times New Roman" w:hAnsi="Times New Roman" w:cs="Times New Roman"/>
           <w:lang w:val="en-US"/>
         </w:rPr>
-        <w:lastRenderedPageBreak/>
         <w:t xml:space="preserve">Experiment with the combinations of </w:t>
       </w:r>
       <w:r>
@@ -2140,6 +2474,7 @@
           <w:u w:val="single"/>
           <w:lang w:val="en-US"/>
         </w:rPr>
+        <w:lastRenderedPageBreak/>
         <w:t>6</w:t>
       </w:r>
       <w:r>
@@ -2448,14 +2783,6 @@
         </w:rPr>
         <w:t>6.2 Inputs &amp; Outputs</w:t>
       </w:r>
-      <w:r>
-        <w:rPr>
-          <w:rStyle w:val="FootnoteReference"/>
-          <w:rFonts w:ascii="Times New Roman" w:hAnsi="Times New Roman" w:cs="Times New Roman"/>
-          <w:lang w:val="en-US"/>
-        </w:rPr>
-        <w:footnoteReference w:id="3"/>
-      </w:r>
     </w:p>
     <w:tbl>
       <w:tblPr>
@@ -2560,6 +2887,7 @@
         <w:tc>
           <w:tcPr>
             <w:tcW w:w="2337" w:type="dxa"/>
+            <w:vMerge w:val="restart"/>
           </w:tcPr>
           <w:p>
             <w:pPr>
@@ -2578,25 +2906,7 @@
                 <w:iCs/>
                 <w:lang w:val="en-US"/>
               </w:rPr>
-              <w:t>±</w:t>
-            </w:r>
-            <w:r>
-              <w:rPr>
-                <w:rFonts w:ascii="Times New Roman" w:hAnsi="Times New Roman" w:cs="Times New Roman"/>
-                <w:i/>
-                <w:iCs/>
-                <w:lang w:val="en-US"/>
-              </w:rPr>
-              <w:t xml:space="preserve"> 12</w:t>
-            </w:r>
-            <w:r>
-              <w:rPr>
-                <w:rFonts w:ascii="Times New Roman" w:hAnsi="Times New Roman" w:cs="Times New Roman"/>
-                <w:i/>
-                <w:iCs/>
-                <w:lang w:val="en-US"/>
-              </w:rPr>
-              <w:t xml:space="preserve"> V max.</w:t>
+              <w:t>Any modular signal levels</w:t>
             </w:r>
           </w:p>
         </w:tc>
@@ -2680,6 +2990,7 @@
         <w:tc>
           <w:tcPr>
             <w:tcW w:w="2337" w:type="dxa"/>
+            <w:vMerge/>
           </w:tcPr>
           <w:p>
             <w:pPr>
@@ -2691,33 +3002,6 @@
                 <w:lang w:val="en-US"/>
               </w:rPr>
             </w:pPr>
-            <w:r>
-              <w:rPr>
-                <w:rFonts w:ascii="Times New Roman" w:hAnsi="Times New Roman" w:cs="Times New Roman"/>
-                <w:i/>
-                <w:iCs/>
-                <w:lang w:val="en-US"/>
-              </w:rPr>
-              <w:t>± 1</w:t>
-            </w:r>
-            <w:r>
-              <w:rPr>
-                <w:rFonts w:ascii="Times New Roman" w:hAnsi="Times New Roman" w:cs="Times New Roman"/>
-                <w:i/>
-                <w:iCs/>
-                <w:lang w:val="en-US"/>
-              </w:rPr>
-              <w:t>2</w:t>
-            </w:r>
-            <w:r>
-              <w:rPr>
-                <w:rFonts w:ascii="Times New Roman" w:hAnsi="Times New Roman" w:cs="Times New Roman"/>
-                <w:i/>
-                <w:iCs/>
-                <w:lang w:val="en-US"/>
-              </w:rPr>
-              <w:t xml:space="preserve"> V max.</w:t>
-            </w:r>
           </w:p>
         </w:tc>
         <w:tc>
@@ -2769,8 +3053,8 @@
       </w:r>
     </w:p>
     <w:sectPr>
-      <w:footerReference w:type="even" r:id="rId9"/>
-      <w:footerReference w:type="default" r:id="rId10"/>
+      <w:footerReference w:type="even" r:id="rId11"/>
+      <w:footerReference w:type="default" r:id="rId12"/>
       <w:pgSz w:w="12240" w:h="15840"/>
       <w:pgMar w:top="1440" w:right="1440" w:bottom="1440" w:left="1440" w:header="708" w:footer="708" w:gutter="0"/>
       <w:cols w:space="708"/>
@@ -3037,41 +3321,6 @@
           <w:rFonts w:ascii="Times New Roman" w:hAnsi="Times New Roman" w:cs="Times New Roman"/>
         </w:rPr>
         <w:t xml:space="preserve">Exact distortion of the sine waves has yet to be measured. </w:t>
-      </w:r>
-    </w:p>
-  </w:footnote>
-  <w:footnote w:id="3">
-    <w:p>
-      <w:pPr>
-        <w:pStyle w:val="FootnoteText"/>
-        <w:rPr>
-          <w:rFonts w:ascii="Times New Roman" w:hAnsi="Times New Roman" w:cs="Times New Roman"/>
-          <w:lang w:val="en-US"/>
-        </w:rPr>
-      </w:pPr>
-      <w:r>
-        <w:rPr>
-          <w:rStyle w:val="FootnoteReference"/>
-          <w:rFonts w:ascii="Times New Roman" w:hAnsi="Times New Roman" w:cs="Times New Roman"/>
-        </w:rPr>
-        <w:footnoteRef/>
-      </w:r>
-      <w:r>
-        <w:t xml:space="preserve"> </w:t>
-      </w:r>
-      <w:r>
-        <w:rPr>
-          <w:rFonts w:ascii="Times New Roman" w:hAnsi="Times New Roman" w:cs="Times New Roman"/>
-          <w:lang w:val="en-US"/>
-        </w:rPr>
-        <w:t>Voltage ranges are just recommended and/or maximums</w:t>
-      </w:r>
-      <w:r>
-        <w:rPr>
-          <w:rFonts w:ascii="Times New Roman" w:hAnsi="Times New Roman" w:cs="Times New Roman"/>
-          <w:lang w:val="en-US"/>
-        </w:rPr>
-        <w:t xml:space="preserve"> as module is analogue. </w:t>
       </w:r>
     </w:p>
   </w:footnote>

--- a/site/Eurorack/310c-Diode-Voltage-Controlled-Filter/Files/310c-Rev.1.docx
+++ b/site/Eurorack/310c-Diode-Voltage-Controlled-Filter/Files/310c-Rev.1.docx
@@ -14,6 +14,16 @@
           <w:lang w:val="en-US"/>
         </w:rPr>
       </w:pPr>
+      <w:r>
+        <w:rPr>
+          <w:rFonts w:ascii="Times New Roman" w:hAnsi="Times New Roman" w:cs="Times New Roman"/>
+          <w:b/>
+          <w:bCs/>
+          <w:u w:val="single"/>
+          <w:lang w:val="en-US"/>
+        </w:rPr>
+        <w:t>h</w:t>
+      </w:r>
       <w:r>
         <w:rPr>
           <w:rFonts w:ascii="Times New Roman" w:hAnsi="Times New Roman" w:cs="Times New Roman"/>
@@ -1021,23 +1031,7 @@
           <w:rFonts w:ascii="Times New Roman" w:hAnsi="Times New Roman" w:cs="Times New Roman"/>
           <w:lang w:val="en-US"/>
         </w:rPr>
-        <w:t xml:space="preserve">inputs both accept standard </w:t>
-      </w:r>
-      <w:proofErr w:type="spellStart"/>
-      <w:r>
-        <w:rPr>
-          <w:rFonts w:ascii="Times New Roman" w:hAnsi="Times New Roman" w:cs="Times New Roman"/>
-          <w:lang w:val="en-US"/>
-        </w:rPr>
-        <w:t>Eurorack</w:t>
-      </w:r>
-      <w:proofErr w:type="spellEnd"/>
-      <w:r>
-        <w:rPr>
-          <w:rFonts w:ascii="Times New Roman" w:hAnsi="Times New Roman" w:cs="Times New Roman"/>
-          <w:lang w:val="en-US"/>
-        </w:rPr>
-        <w:t xml:space="preserve"> signal levels of up to </w:t>
+        <w:t xml:space="preserve">inputs both accept standard Eurorack signal levels of up to </w:t>
       </w:r>
       <m:oMath>
         <m:r>
@@ -1729,31 +1723,328 @@
         <w:spacing w:line="360" w:lineRule="auto"/>
         <w:rPr>
           <w:rFonts w:ascii="Times New Roman" w:hAnsi="Times New Roman" w:cs="Times New Roman"/>
-          <w:b/>
-          <w:bCs/>
-          <w:lang w:val="en-US"/>
-        </w:rPr>
-      </w:pPr>
-      <w:r>
-        <w:rPr>
-          <w:rFonts w:ascii="Times New Roman" w:hAnsi="Times New Roman" w:cs="Times New Roman"/>
-          <w:b/>
-          <w:bCs/>
-          <w:lang w:val="en-US"/>
-        </w:rPr>
+          <w:lang w:val="en-US"/>
+        </w:rPr>
+      </w:pPr>
+    </w:p>
+    <w:p>
+      <w:pPr>
+        <w:spacing w:line="360" w:lineRule="auto"/>
+        <w:rPr>
+          <w:rFonts w:ascii="Times New Roman" w:hAnsi="Times New Roman" w:cs="Times New Roman"/>
+          <w:lang w:val="en-US"/>
+        </w:rPr>
+      </w:pPr>
+    </w:p>
+    <w:p>
+      <w:pPr>
+        <w:spacing w:line="360" w:lineRule="auto"/>
+        <w:rPr>
+          <w:rFonts w:ascii="Times New Roman" w:hAnsi="Times New Roman" w:cs="Times New Roman"/>
+          <w:lang w:val="en-US"/>
+        </w:rPr>
+      </w:pPr>
+    </w:p>
+    <w:p>
+      <w:pPr>
+        <w:spacing w:line="360" w:lineRule="auto"/>
+        <w:rPr>
+          <w:rFonts w:ascii="Times New Roman" w:hAnsi="Times New Roman" w:cs="Times New Roman"/>
+          <w:lang w:val="en-US"/>
+        </w:rPr>
+      </w:pPr>
+    </w:p>
+    <w:p>
+      <w:pPr>
+        <w:spacing w:line="360" w:lineRule="auto"/>
+        <w:rPr>
+          <w:rFonts w:ascii="Times New Roman" w:hAnsi="Times New Roman" w:cs="Times New Roman"/>
+          <w:lang w:val="en-US"/>
+        </w:rPr>
+      </w:pPr>
+    </w:p>
+    <w:p>
+      <w:pPr>
+        <w:spacing w:line="360" w:lineRule="auto"/>
+        <w:rPr>
+          <w:rFonts w:ascii="Times New Roman" w:hAnsi="Times New Roman" w:cs="Times New Roman"/>
+          <w:lang w:val="en-US"/>
+        </w:rPr>
+      </w:pPr>
+    </w:p>
+    <w:p>
+      <w:pPr>
+        <w:spacing w:line="360" w:lineRule="auto"/>
+        <w:rPr>
+          <w:rFonts w:ascii="Times New Roman" w:hAnsi="Times New Roman" w:cs="Times New Roman"/>
+          <w:b/>
+          <w:bCs/>
+          <w:lang w:val="en-US"/>
+        </w:rPr>
+      </w:pPr>
+      <w:r>
+        <w:rPr>
+          <w:rFonts w:ascii="Times New Roman" w:hAnsi="Times New Roman" w:cs="Times New Roman"/>
+          <w:b/>
+          <w:bCs/>
+          <w:lang w:val="en-US"/>
+        </w:rPr>
+        <w:lastRenderedPageBreak/>
         <w:t>4.2 Frequency Response</w:t>
       </w:r>
     </w:p>
     <w:p>
       <w:pPr>
         <w:spacing w:line="360" w:lineRule="auto"/>
-        <w:rPr>
-          <w:rFonts w:ascii="Times New Roman" w:hAnsi="Times New Roman" w:cs="Times New Roman"/>
-          <w:b/>
-          <w:bCs/>
-          <w:lang w:val="en-US"/>
-        </w:rPr>
-      </w:pPr>
+        <w:jc w:val="center"/>
+        <w:rPr>
+          <w:rFonts w:ascii="Times New Roman" w:hAnsi="Times New Roman" w:cs="Times New Roman"/>
+          <w:b/>
+          <w:bCs/>
+          <w:lang w:val="en-US"/>
+        </w:rPr>
+      </w:pPr>
+      <w:r>
+        <w:rPr>
+          <w:rFonts w:ascii="Times New Roman" w:hAnsi="Times New Roman" w:cs="Times New Roman"/>
+          <w:b/>
+          <w:bCs/>
+          <w:noProof/>
+          <w:lang w:val="en-US"/>
+        </w:rPr>
+        <w:drawing>
+          <wp:inline distT="0" distB="0" distL="0" distR="0" wp14:anchorId="7B412868" wp14:editId="6E12F1CC">
+            <wp:extent cx="4782065" cy="3102723"/>
+            <wp:effectExtent l="0" t="0" r="6350" b="0"/>
+            <wp:docPr id="1638793826" name="Picture 2"/>
+            <wp:cNvGraphicFramePr>
+              <a:graphicFrameLocks xmlns:a="http://schemas.openxmlformats.org/drawingml/2006/main" noChangeAspect="1"/>
+            </wp:cNvGraphicFramePr>
+            <a:graphic xmlns:a="http://schemas.openxmlformats.org/drawingml/2006/main">
+              <a:graphicData uri="http://schemas.openxmlformats.org/drawingml/2006/picture">
+                <pic:pic xmlns:pic="http://schemas.openxmlformats.org/drawingml/2006/picture">
+                  <pic:nvPicPr>
+                    <pic:cNvPr id="1638793826" name="Picture 1638793826"/>
+                    <pic:cNvPicPr/>
+                  </pic:nvPicPr>
+                  <pic:blipFill>
+                    <a:blip r:embed="rId11" cstate="print">
+                      <a:extLst>
+                        <a:ext uri="{28A0092B-C50C-407E-A947-70E740481C1C}">
+                          <a14:useLocalDpi xmlns:a14="http://schemas.microsoft.com/office/drawing/2010/main" val="0"/>
+                        </a:ext>
+                      </a:extLst>
+                    </a:blip>
+                    <a:stretch>
+                      <a:fillRect/>
+                    </a:stretch>
+                  </pic:blipFill>
+                  <pic:spPr>
+                    <a:xfrm>
+                      <a:off x="0" y="0"/>
+                      <a:ext cx="4851512" cy="3147782"/>
+                    </a:xfrm>
+                    <a:prstGeom prst="rect">
+                      <a:avLst/>
+                    </a:prstGeom>
+                  </pic:spPr>
+                </pic:pic>
+              </a:graphicData>
+            </a:graphic>
+          </wp:inline>
+        </w:drawing>
+      </w:r>
+    </w:p>
+    <w:p>
+      <w:pPr>
+        <w:spacing w:line="360" w:lineRule="auto"/>
+        <w:jc w:val="center"/>
+        <w:rPr>
+          <w:rFonts w:ascii="Times New Roman" w:hAnsi="Times New Roman" w:cs="Times New Roman"/>
+          <w:i/>
+          <w:iCs/>
+          <w:lang w:val="en-US"/>
+        </w:rPr>
+      </w:pPr>
+      <w:r>
+        <w:rPr>
+          <w:rFonts w:ascii="Times New Roman" w:hAnsi="Times New Roman" w:cs="Times New Roman"/>
+          <w:i/>
+          <w:iCs/>
+          <w:lang w:val="en-US"/>
+        </w:rPr>
+        <w:t>fig 4.2 Frequency Response Diagram</w:t>
+      </w:r>
+    </w:p>
+    <w:p>
+      <w:pPr>
+        <w:spacing w:line="360" w:lineRule="auto"/>
+        <w:rPr>
+          <w:rFonts w:ascii="Times New Roman" w:hAnsi="Times New Roman" w:cs="Times New Roman"/>
+          <w:lang w:val="en-US"/>
+        </w:rPr>
+      </w:pPr>
+      <w:r>
+        <w:rPr>
+          <w:rFonts w:ascii="Times New Roman" w:hAnsi="Times New Roman" w:cs="Times New Roman"/>
+          <w:lang w:val="en-US"/>
+        </w:rPr>
+        <w:t xml:space="preserve">Fig 4.2 shows the frequency response of the filter </w:t>
+      </w:r>
+      <w:r>
+        <w:rPr>
+          <w:rFonts w:ascii="Times New Roman" w:hAnsi="Times New Roman" w:cs="Times New Roman"/>
+          <w:lang w:val="en-US"/>
+        </w:rPr>
+        <w:t xml:space="preserve">measured by the </w:t>
+      </w:r>
+      <w:proofErr w:type="spellStart"/>
+      <w:r>
+        <w:rPr>
+          <w:rFonts w:ascii="Times New Roman" w:hAnsi="Times New Roman" w:cs="Times New Roman"/>
+          <w:lang w:val="en-US"/>
+        </w:rPr>
+        <w:t>Bogaudio</w:t>
+      </w:r>
+      <w:proofErr w:type="spellEnd"/>
+      <w:r>
+        <w:rPr>
+          <w:rFonts w:ascii="Times New Roman" w:hAnsi="Times New Roman" w:cs="Times New Roman"/>
+          <w:lang w:val="en-US"/>
+        </w:rPr>
+        <w:t xml:space="preserve"> </w:t>
+      </w:r>
+      <w:proofErr w:type="spellStart"/>
+      <w:r>
+        <w:rPr>
+          <w:rFonts w:ascii="Times New Roman" w:hAnsi="Times New Roman" w:cs="Times New Roman"/>
+          <w:lang w:val="en-US"/>
+        </w:rPr>
+        <w:t>Ranalyzer</w:t>
+      </w:r>
+      <w:proofErr w:type="spellEnd"/>
+      <w:r>
+        <w:rPr>
+          <w:rFonts w:ascii="Times New Roman" w:hAnsi="Times New Roman" w:cs="Times New Roman"/>
+          <w:lang w:val="en-US"/>
+        </w:rPr>
+        <w:t xml:space="preserve"> (</w:t>
+      </w:r>
+      <w:proofErr w:type="spellStart"/>
+      <w:r>
+        <w:rPr>
+          <w:rFonts w:ascii="Times New Roman" w:hAnsi="Times New Roman" w:cs="Times New Roman"/>
+          <w:lang w:val="en-US"/>
+        </w:rPr>
+        <w:t>VCVRack</w:t>
+      </w:r>
+      <w:proofErr w:type="spellEnd"/>
+      <w:r>
+        <w:rPr>
+          <w:rFonts w:ascii="Times New Roman" w:hAnsi="Times New Roman" w:cs="Times New Roman"/>
+          <w:lang w:val="en-US"/>
+        </w:rPr>
+        <w:t xml:space="preserve">). The </w:t>
+      </w:r>
+      <w:r>
+        <w:rPr>
+          <w:rFonts w:ascii="Times New Roman" w:hAnsi="Times New Roman" w:cs="Times New Roman"/>
+          <w:b/>
+          <w:bCs/>
+          <w:lang w:val="en-US"/>
+        </w:rPr>
+        <w:t>FREQUENCY</w:t>
+      </w:r>
+      <w:r>
+        <w:rPr>
+          <w:rFonts w:ascii="Times New Roman" w:hAnsi="Times New Roman" w:cs="Times New Roman"/>
+          <w:lang w:val="en-US"/>
+        </w:rPr>
+        <w:t xml:space="preserve"> knob was set at noon, which had a cutoff frequency of around </w:t>
+      </w:r>
+      <m:oMath>
+        <m:r>
+          <w:rPr>
+            <w:rFonts w:ascii="Cambria Math" w:hAnsi="Cambria Math" w:cs="Times New Roman"/>
+            <w:lang w:val="en-US"/>
+          </w:rPr>
+          <m:t>1.05kHz</m:t>
+        </m:r>
+      </m:oMath>
+      <w:r>
+        <w:rPr>
+          <w:rFonts w:ascii="Times New Roman" w:hAnsi="Times New Roman" w:cs="Times New Roman"/>
+          <w:lang w:val="en-US"/>
+        </w:rPr>
+        <w:t>. The 3 contour lines show 3 different resonance settings, which are, from low to high, 0 resonance (</w:t>
+      </w:r>
+      <w:r>
+        <w:rPr>
+          <w:rFonts w:ascii="Times New Roman" w:hAnsi="Times New Roman" w:cs="Times New Roman"/>
+          <w:b/>
+          <w:bCs/>
+          <w:lang w:val="en-US"/>
+        </w:rPr>
+        <w:t xml:space="preserve">RESONANCE </w:t>
+      </w:r>
+      <w:r>
+        <w:rPr>
+          <w:rFonts w:ascii="Times New Roman" w:hAnsi="Times New Roman" w:cs="Times New Roman"/>
+          <w:lang w:val="en-US"/>
+        </w:rPr>
+        <w:t xml:space="preserve">fully counterclockwise), medium resonance, and </w:t>
+      </w:r>
+      <w:r>
+        <w:rPr>
+          <w:rFonts w:ascii="Times New Roman" w:hAnsi="Times New Roman" w:cs="Times New Roman"/>
+          <w:lang w:val="en-US"/>
+        </w:rPr>
+        <w:t>high resonance (right before self-oscillation)</w:t>
+      </w:r>
+      <w:r>
+        <w:rPr>
+          <w:rStyle w:val="FootnoteReference"/>
+          <w:rFonts w:ascii="Times New Roman" w:hAnsi="Times New Roman" w:cs="Times New Roman"/>
+          <w:lang w:val="en-US"/>
+        </w:rPr>
+        <w:footnoteReference w:id="2"/>
+      </w:r>
+      <w:r>
+        <w:rPr>
+          <w:rFonts w:ascii="Times New Roman" w:hAnsi="Times New Roman" w:cs="Times New Roman"/>
+          <w:lang w:val="en-US"/>
+        </w:rPr>
+        <w:t xml:space="preserve">. </w:t>
+      </w:r>
+    </w:p>
+    <w:p>
+      <w:pPr>
+        <w:spacing w:line="360" w:lineRule="auto"/>
+        <w:rPr>
+          <w:rFonts w:ascii="Times New Roman" w:hAnsi="Times New Roman" w:cs="Times New Roman"/>
+          <w:lang w:val="en-US"/>
+        </w:rPr>
+      </w:pPr>
+    </w:p>
+    <w:p>
+      <w:pPr>
+        <w:spacing w:line="360" w:lineRule="auto"/>
+        <w:rPr>
+          <w:rFonts w:ascii="Times New Roman" w:hAnsi="Times New Roman" w:cs="Times New Roman"/>
+          <w:b/>
+          <w:bCs/>
+          <w:lang w:val="en-US"/>
+        </w:rPr>
+      </w:pPr>
+      <w:r>
+        <w:rPr>
+          <w:rFonts w:ascii="Times New Roman" w:hAnsi="Times New Roman" w:cs="Times New Roman"/>
+          <w:b/>
+          <w:bCs/>
+          <w:lang w:val="en-US"/>
+        </w:rPr>
+        <w:t>4.3 Self-Oscillation</w:t>
+      </w:r>
     </w:p>
     <w:p>
       <w:pPr>
@@ -1867,6 +2158,15 @@
         <w:spacing w:line="360" w:lineRule="auto"/>
         <w:rPr>
           <w:rFonts w:ascii="Times New Roman" w:hAnsi="Times New Roman" w:cs="Times New Roman"/>
+          <w:lang w:val="en-US"/>
+        </w:rPr>
+      </w:pPr>
+    </w:p>
+    <w:p>
+      <w:pPr>
+        <w:spacing w:line="360" w:lineRule="auto"/>
+        <w:rPr>
+          <w:rFonts w:ascii="Times New Roman" w:hAnsi="Times New Roman" w:cs="Times New Roman"/>
           <w:b/>
           <w:bCs/>
           <w:lang w:val="en-US"/>
@@ -2254,7 +2554,7 @@
           <w:rFonts w:ascii="Times New Roman" w:hAnsi="Times New Roman" w:cs="Times New Roman"/>
           <w:lang w:val="en-US"/>
         </w:rPr>
-        <w:footnoteReference w:id="2"/>
+        <w:footnoteReference w:id="3"/>
       </w:r>
       <w:r>
         <w:rPr>
@@ -2397,23 +2697,7 @@
           <w:rFonts w:ascii="Times New Roman" w:hAnsi="Times New Roman" w:cs="Times New Roman"/>
           <w:lang w:val="en-US"/>
         </w:rPr>
-        <w:t xml:space="preserve">Experiment with </w:t>
-      </w:r>
-      <w:proofErr w:type="spellStart"/>
-      <w:r>
-        <w:rPr>
-          <w:rFonts w:ascii="Times New Roman" w:hAnsi="Times New Roman" w:cs="Times New Roman"/>
-          <w:lang w:val="en-US"/>
-        </w:rPr>
-        <w:t>wavefolding</w:t>
-      </w:r>
-      <w:proofErr w:type="spellEnd"/>
-      <w:r>
-        <w:rPr>
-          <w:rFonts w:ascii="Times New Roman" w:hAnsi="Times New Roman" w:cs="Times New Roman"/>
-          <w:lang w:val="en-US"/>
-        </w:rPr>
-        <w:t xml:space="preserve"> the </w:t>
+        <w:t xml:space="preserve">Experiment with wavefolding the </w:t>
       </w:r>
       <w:r>
         <w:rPr>
@@ -2474,7 +2758,6 @@
           <w:u w:val="single"/>
           <w:lang w:val="en-US"/>
         </w:rPr>
-        <w:lastRenderedPageBreak/>
         <w:t>6</w:t>
       </w:r>
       <w:r>
@@ -3053,8 +3336,8 @@
       </w:r>
     </w:p>
     <w:sectPr>
-      <w:footerReference w:type="even" r:id="rId11"/>
-      <w:footerReference w:type="default" r:id="rId12"/>
+      <w:footerReference w:type="even" r:id="rId12"/>
+      <w:footerReference w:type="default" r:id="rId13"/>
       <w:pgSz w:w="12240" w:h="15840"/>
       <w:pgMar w:top="1440" w:right="1440" w:bottom="1440" w:left="1440" w:header="708" w:footer="708" w:gutter="0"/>
       <w:cols w:space="708"/>
@@ -3296,6 +3579,47 @@
     </w:p>
   </w:footnote>
   <w:footnote w:id="2">
+    <w:p>
+      <w:pPr>
+        <w:pStyle w:val="FootnoteText"/>
+        <w:rPr>
+          <w:rFonts w:ascii="Times New Roman" w:hAnsi="Times New Roman" w:cs="Times New Roman"/>
+        </w:rPr>
+      </w:pPr>
+      <w:r>
+        <w:rPr>
+          <w:rStyle w:val="FootnoteReference"/>
+          <w:rFonts w:ascii="Times New Roman" w:hAnsi="Times New Roman" w:cs="Times New Roman"/>
+        </w:rPr>
+        <w:footnoteRef/>
+      </w:r>
+      <w:r>
+        <w:rPr>
+          <w:rFonts w:ascii="Times New Roman" w:hAnsi="Times New Roman" w:cs="Times New Roman"/>
+        </w:rPr>
+        <w:t xml:space="preserve"> </w:t>
+      </w:r>
+      <w:r>
+        <w:rPr>
+          <w:rFonts w:ascii="Times New Roman" w:hAnsi="Times New Roman" w:cs="Times New Roman"/>
+        </w:rPr>
+        <w:t xml:space="preserve">Medium resonance and </w:t>
+      </w:r>
+      <w:r>
+        <w:rPr>
+          <w:rFonts w:ascii="Times New Roman" w:hAnsi="Times New Roman" w:cs="Times New Roman"/>
+        </w:rPr>
+        <w:t>high</w:t>
+      </w:r>
+      <w:r>
+        <w:rPr>
+          <w:rFonts w:ascii="Times New Roman" w:hAnsi="Times New Roman" w:cs="Times New Roman"/>
+        </w:rPr>
+        <w:t xml:space="preserve"> resonance knob positions depend on trimmer settings</w:t>
+      </w:r>
+    </w:p>
+  </w:footnote>
+  <w:footnote w:id="3">
     <w:p>
       <w:pPr>
         <w:pStyle w:val="FootnoteText"/>
